--- a/hin/docx/007.content.docx
+++ b/hin/docx/007.content.docx
@@ -218,36 +218,24 @@
         </w:rPr>
         <w:t xml:space="preserve"> </w:t>
       </w:r>
-      <w:hyperlink r:id="rId13">
-        <w:r>
-          <w:rPr>
-            <w:lang w:val="hi_IN" w:bidi="hi_IN"/>
-          </w:rPr>
-          <w:rPr>
-            <w:color w:val="0000EE"/>
-            <w:u w:val="single"/>
-          </w:rPr>
-          <w:t>गलील की झील</w:t>
-        </w:r>
-      </w:hyperlink>
+      <w:r>
+        <w:rPr>
+          <w:lang w:val="hi_IN" w:bidi="hi_IN"/>
+        </w:rPr>
+        <w:t>गलील की झील</w:t>
+      </w:r>
       <w:r>
         <w:rPr>
           <w:lang w:val="hi_IN" w:bidi="hi_IN"/>
         </w:rPr>
         <w:t xml:space="preserve"> के पास </w:t>
       </w:r>
-      <w:hyperlink r:id="rId14">
-        <w:r>
-          <w:rPr>
-            <w:lang w:val="hi_IN" w:bidi="hi_IN"/>
-          </w:rPr>
-          <w:rPr>
-            <w:color w:val="0000EE"/>
-            <w:u w:val="single"/>
-          </w:rPr>
-          <w:t>गलील</w:t>
-        </w:r>
-      </w:hyperlink>
+      <w:r>
+        <w:rPr>
+          <w:lang w:val="hi_IN" w:bidi="hi_IN"/>
+        </w:rPr>
+        <w:t>गलील</w:t>
+      </w:r>
       <w:r>
         <w:rPr>
           <w:lang w:val="hi_IN" w:bidi="hi_IN"/>
@@ -270,7 +258,6 @@
       </w:r>
       <w:r>
         <w:rPr>
-          <w:b/>
           <w:lang w:val="hi_IN" w:bidi="hi_IN"/>
         </w:rPr>
         <w:t>चेले</w:t>
@@ -336,18 +323,12 @@
         </w:rPr>
         <w:t xml:space="preserve"> एक प्रकार का पक्षी है जो </w:t>
       </w:r>
-      <w:hyperlink r:id="rId15">
-        <w:r>
-          <w:rPr>
-            <w:lang w:val="hi_IN" w:bidi="hi_IN"/>
-          </w:rPr>
-          <w:rPr>
-            <w:color w:val="0000EE"/>
-            <w:u w:val="single"/>
-          </w:rPr>
-          <w:t>इस्राएल</w:t>
-        </w:r>
-      </w:hyperlink>
+      <w:r>
+        <w:rPr>
+          <w:lang w:val="hi_IN" w:bidi="hi_IN"/>
+        </w:rPr>
+        <w:t>इस्राएल</w:t>
+      </w:r>
       <w:r>
         <w:rPr>
           <w:lang w:val="hi_IN" w:bidi="hi_IN"/>
@@ -383,7 +364,6 @@
       </w:r>
       <w:r>
         <w:rPr>
-          <w:b/>
           <w:lang w:val="hi_IN" w:bidi="hi_IN"/>
         </w:rPr>
         <w:t>बलियाँ</w:t>
@@ -410,7 +390,6 @@
       </w:r>
       <w:r>
         <w:rPr>
-          <w:b/>
           <w:lang w:val="hi_IN" w:bidi="hi_IN"/>
         </w:rPr>
         <w:t>बपतिस्मा</w:t>
@@ -421,18 +400,12 @@
         </w:rPr>
         <w:t xml:space="preserve"> लिया, तो </w:t>
       </w:r>
-      <w:hyperlink r:id="rId16">
-        <w:r>
-          <w:rPr>
-            <w:lang w:val="hi_IN" w:bidi="hi_IN"/>
-          </w:rPr>
-          <w:rPr>
-            <w:color w:val="0000EE"/>
-            <w:u w:val="single"/>
-          </w:rPr>
-          <w:t>पवित्र आत्मा</w:t>
-        </w:r>
-      </w:hyperlink>
+      <w:r>
+        <w:rPr>
+          <w:lang w:val="hi_IN" w:bidi="hi_IN"/>
+        </w:rPr>
+        <w:t>पवित्र आत्मा</w:t>
+      </w:r>
       <w:r>
         <w:rPr>
           <w:lang w:val="hi_IN" w:bidi="hi_IN"/>
@@ -707,36 +680,26 @@
         </w:rPr>
         <w:t xml:space="preserve"> एक तरह का वस्त्र होता है, जिसे पुरुष और स्त्रियाँ दोनों ही पहनते हैं। यह एक कमीज़ है जो घुटनों या टखनों तक आती है। लोग ऊन या लिनन से कुरते बना सकते थे। लोग आमतौर पर अपने कुरते के ऊपर कमर के चारों ओर एक कमरबंद बाँधते थे। पुरुष अपने कुरते के कमरबंद में अपनी तलवारें रख सकते थे। लोग ऊपरी कपड़ों के नीचे एक कुरता पहनते थे जैसे </w:t>
       </w:r>
-      <w:hyperlink r:id="rId17">
-        <w:r>
-          <w:rPr>
-            <w:lang w:val="hi_IN" w:bidi="hi_IN"/>
-          </w:rPr>
-          <w:rPr>
-            <w:color w:val="0000EE"/>
-            <w:u w:val="single"/>
-          </w:rPr>
-          <w:t>वस्त्र</w:t>
-        </w:r>
-      </w:hyperlink>
+      <w:r>
+        <w:rPr>
+          <w:b/>
+          <w:lang w:val="hi_IN" w:bidi="hi_IN"/>
+        </w:rPr>
+        <w:t>वस्त्र</w:t>
+      </w:r>
       <w:r>
         <w:rPr>
           <w:lang w:val="hi_IN" w:bidi="hi_IN"/>
         </w:rPr>
         <w:t xml:space="preserve"> या </w:t>
       </w:r>
-      <w:hyperlink r:id="rId18">
-        <w:r>
-          <w:rPr>
-            <w:lang w:val="hi_IN" w:bidi="hi_IN"/>
-          </w:rPr>
-          <w:rPr>
-            <w:color w:val="0000EE"/>
-            <w:u w:val="single"/>
-          </w:rPr>
-          <w:t>बाहरी वस्त्र</w:t>
-        </w:r>
-      </w:hyperlink>
+      <w:r>
+        <w:rPr>
+          <w:b/>
+          <w:lang w:val="hi_IN" w:bidi="hi_IN"/>
+        </w:rPr>
+        <w:t>बाहरी वस्त्र</w:t>
+      </w:r>
       <w:r>
         <w:rPr>
           <w:lang w:val="hi_IN" w:bidi="hi_IN"/>
@@ -814,7 +777,6 @@
       </w:r>
       <w:r>
         <w:rPr>
-          <w:b/>
           <w:lang w:val="hi_IN" w:bidi="hi_IN"/>
         </w:rPr>
         <w:t>राष्ट्रों</w:t>
@@ -841,7 +803,6 @@
       </w:r>
       <w:r>
         <w:rPr>
-          <w:b/>
           <w:lang w:val="hi_IN" w:bidi="hi_IN"/>
         </w:rPr>
         <w:t>मन्दिर</w:t>
@@ -920,18 +881,12 @@
         </w:rPr>
         <w:t xml:space="preserve"> </w:t>
       </w:r>
-      <w:hyperlink r:id="rId13">
-        <w:r>
-          <w:rPr>
-            <w:lang w:val="hi_IN" w:bidi="hi_IN"/>
-          </w:rPr>
-          <w:rPr>
-            <w:color w:val="0000EE"/>
-            <w:u w:val="single"/>
-          </w:rPr>
-          <w:t>गलील की झील</w:t>
-        </w:r>
-      </w:hyperlink>
+      <w:r>
+        <w:rPr>
+          <w:lang w:val="hi_IN" w:bidi="hi_IN"/>
+        </w:rPr>
+        <w:t>गलील की झील</w:t>
+      </w:r>
       <w:r>
         <w:rPr>
           <w:lang w:val="hi_IN" w:bidi="hi_IN"/>
@@ -940,47 +895,35 @@
       </w:r>
       <w:r>
         <w:rPr>
+          <w:lang w:val="hi_IN" w:bidi="hi_IN"/>
+        </w:rPr>
+        <w:t>यहूदी</w:t>
+      </w:r>
+      <w:r>
+        <w:rPr>
+          <w:lang w:val="hi_IN" w:bidi="hi_IN"/>
+        </w:rPr>
+        <w:t xml:space="preserve"> नहीं थे। इस शहर के अंदर एक मन्दिर था जिसे लोगों ने रोमी सम्राट </w:t>
+      </w:r>
+      <w:r>
+        <w:rPr>
+          <w:lang w:val="hi_IN" w:bidi="hi_IN"/>
+        </w:rPr>
+        <w:t>कैसर</w:t>
+      </w:r>
+      <w:r>
+        <w:rPr>
+          <w:lang w:val="hi_IN" w:bidi="hi_IN"/>
+        </w:rPr>
+        <w:t xml:space="preserve"> की </w:t>
+      </w:r>
+      <w:r>
+        <w:rPr>
           <w:b/>
           <w:lang w:val="hi_IN" w:bidi="hi_IN"/>
         </w:rPr>
-        <w:t>यहूदी</w:t>
-      </w:r>
-      <w:r>
-        <w:rPr>
-          <w:lang w:val="hi_IN" w:bidi="hi_IN"/>
-        </w:rPr>
-        <w:t xml:space="preserve"> नहीं थे। इस शहर के अंदर एक मन्दिर था जिसे लोगों ने रोमी सम्राट </w:t>
-      </w:r>
-      <w:hyperlink r:id="rId19">
-        <w:r>
-          <w:rPr>
-            <w:lang w:val="hi_IN" w:bidi="hi_IN"/>
-          </w:rPr>
-          <w:rPr>
-            <w:color w:val="0000EE"/>
-            <w:u w:val="single"/>
-          </w:rPr>
-          <w:t>कैसर</w:t>
-        </w:r>
-      </w:hyperlink>
-      <w:r>
-        <w:rPr>
-          <w:lang w:val="hi_IN" w:bidi="hi_IN"/>
-        </w:rPr>
-        <w:t xml:space="preserve"> की </w:t>
-      </w:r>
-      <w:hyperlink r:id="rId20">
-        <w:r>
-          <w:rPr>
-            <w:lang w:val="hi_IN" w:bidi="hi_IN"/>
-          </w:rPr>
-          <w:rPr>
-            <w:color w:val="0000EE"/>
-            <w:u w:val="single"/>
-          </w:rPr>
-          <w:t>पूजा</w:t>
-        </w:r>
-      </w:hyperlink>
+        <w:t>पूजा</w:t>
+      </w:r>
       <w:r>
         <w:rPr>
           <w:lang w:val="hi_IN" w:bidi="hi_IN"/>
@@ -1069,18 +1012,12 @@
         </w:rPr>
         <w:t xml:space="preserve">हालाँकि बाइबल के कई अनुवादों में कोढ़ या कोढ़ी शब्द का इस्तेमाल किया गया है, लेकिन बाइबल के समय में यह बीमारी शायद </w:t>
       </w:r>
-      <w:hyperlink r:id="rId15">
-        <w:r>
-          <w:rPr>
-            <w:lang w:val="hi_IN" w:bidi="hi_IN"/>
-          </w:rPr>
-          <w:rPr>
-            <w:color w:val="0000EE"/>
-            <w:u w:val="single"/>
-          </w:rPr>
-          <w:t>इस्राएल</w:t>
-        </w:r>
-      </w:hyperlink>
+      <w:r>
+        <w:rPr>
+          <w:lang w:val="hi_IN" w:bidi="hi_IN"/>
+        </w:rPr>
+        <w:t>इस्राएल</w:t>
+      </w:r>
       <w:r>
         <w:rPr>
           <w:lang w:val="hi_IN" w:bidi="hi_IN"/>
@@ -1103,29 +1040,23 @@
       </w:r>
       <w:r>
         <w:rPr>
+          <w:lang w:val="hi_IN" w:bidi="hi_IN"/>
+        </w:rPr>
+        <w:t>अशुद्ध</w:t>
+      </w:r>
+      <w:r>
+        <w:rPr>
+          <w:lang w:val="hi_IN" w:bidi="hi_IN"/>
+        </w:rPr>
+        <w:t xml:space="preserve">" माना जाता था, इसका अर्थ है कि उसे परमेश्वर की </w:t>
+      </w:r>
+      <w:r>
+        <w:rPr>
           <w:b/>
           <w:lang w:val="hi_IN" w:bidi="hi_IN"/>
         </w:rPr>
-        <w:t>अशुद्ध</w:t>
-      </w:r>
-      <w:r>
-        <w:rPr>
-          <w:lang w:val="hi_IN" w:bidi="hi_IN"/>
-        </w:rPr>
-        <w:t xml:space="preserve">" माना जाता था, इसका अर्थ है कि उसे परमेश्वर की </w:t>
-      </w:r>
-      <w:hyperlink r:id="rId20">
-        <w:r>
-          <w:rPr>
-            <w:lang w:val="hi_IN" w:bidi="hi_IN"/>
-          </w:rPr>
-          <w:rPr>
-            <w:color w:val="0000EE"/>
-            <w:u w:val="single"/>
-          </w:rPr>
-          <w:t>आराधना</w:t>
-        </w:r>
-      </w:hyperlink>
+        <w:t>आराधना</w:t>
+      </w:r>
       <w:r>
         <w:rPr>
           <w:lang w:val="hi_IN" w:bidi="hi_IN"/>
@@ -1146,18 +1077,12 @@
         </w:rPr>
         <w:t xml:space="preserve">यह बीमारी शायद संक्रामक नहीं थी, लेकिन यह लोगों को याद दिलाती थी कि </w:t>
       </w:r>
-      <w:hyperlink r:id="rId21">
-        <w:r>
-          <w:rPr>
-            <w:lang w:val="hi_IN" w:bidi="hi_IN"/>
-          </w:rPr>
-          <w:rPr>
-            <w:color w:val="0000EE"/>
-            <w:u w:val="single"/>
-          </w:rPr>
-          <w:t>पाप</w:t>
-        </w:r>
-      </w:hyperlink>
+      <w:r>
+        <w:rPr>
+          <w:lang w:val="hi_IN" w:bidi="hi_IN"/>
+        </w:rPr>
+        <w:t>पाप</w:t>
+      </w:r>
       <w:r>
         <w:rPr>
           <w:lang w:val="hi_IN" w:bidi="hi_IN"/>
@@ -1192,54 +1117,37 @@
         </w:rPr>
         <w:t xml:space="preserve">जब भी किसी को अपने शरीर पर कोई अजीब धब्बा दिखता था, तो उसे </w:t>
       </w:r>
-      <w:hyperlink r:id="rId22">
-        <w:r>
-          <w:rPr>
-            <w:lang w:val="hi_IN" w:bidi="hi_IN"/>
-          </w:rPr>
-          <w:rPr>
-            <w:color w:val="0000EE"/>
-            <w:u w:val="single"/>
-          </w:rPr>
-          <w:t>याजक</w:t>
-        </w:r>
-      </w:hyperlink>
+      <w:r>
+        <w:rPr>
+          <w:b/>
+          <w:lang w:val="hi_IN" w:bidi="hi_IN"/>
+        </w:rPr>
+        <w:t>याजक</w:t>
+      </w:r>
       <w:r>
         <w:rPr>
           <w:lang w:val="hi_IN" w:bidi="hi_IN"/>
         </w:rPr>
         <w:t xml:space="preserve"> के पास जाना पड़ता था। याजक वे लोग थे जो परमेश्वर के </w:t>
       </w:r>
-      <w:hyperlink r:id="rId23">
-        <w:r>
-          <w:rPr>
-            <w:lang w:val="hi_IN" w:bidi="hi_IN"/>
-          </w:rPr>
-          <w:rPr>
-            <w:color w:val="0000EE"/>
-            <w:u w:val="single"/>
-          </w:rPr>
-          <w:t>मन्दिर</w:t>
-        </w:r>
-      </w:hyperlink>
+      <w:r>
+        <w:rPr>
+          <w:lang w:val="hi_IN" w:bidi="hi_IN"/>
+        </w:rPr>
+        <w:t>मन्दिर</w:t>
+      </w:r>
       <w:r>
         <w:rPr>
           <w:lang w:val="hi_IN" w:bidi="hi_IN"/>
         </w:rPr>
         <w:t xml:space="preserve"> में काम करते थे। याजक यह देखते थे कि लोग रिवाजों से शुद्ध रहें: याजकों ने ऐसे रिवाज किए जिनसे लोग परमेश्वर की आराधना करने योग्य बन जाते थे। और इसलिए याजकों को यह तय करना पड़ता था कि शरीर पर धब्बे वाला व्यक्ति शुद्ध है या नहीं। परमेश्वर ने अपनी </w:t>
       </w:r>
-      <w:hyperlink r:id="rId24">
-        <w:r>
-          <w:rPr>
-            <w:lang w:val="hi_IN" w:bidi="hi_IN"/>
-          </w:rPr>
-          <w:rPr>
-            <w:color w:val="0000EE"/>
-            <w:u w:val="single"/>
-          </w:rPr>
-          <w:t>व्यवस्था</w:t>
-        </w:r>
-      </w:hyperlink>
+      <w:r>
+        <w:rPr>
+          <w:lang w:val="hi_IN" w:bidi="hi_IN"/>
+        </w:rPr>
+        <w:t>व्यवस्था</w:t>
+      </w:r>
       <w:r>
         <w:rPr>
           <w:lang w:val="hi_IN" w:bidi="hi_IN"/>
